--- a/flow/20230914_vu_template/drafts/2024-10-u/26-СБ-Димитрія.docx
+++ b/flow/20230914_vu_template/drafts/2024-10-u/26-СБ-Димитрія.docx
@@ -1155,7 +1155,7 @@
           <w:szCs w:val="24"/>
           <w:rtl w:val="0"/>
         </w:rPr>
-        <w:t xml:space="preserve">Виходить чоловік до свого діла,* і до своєї праці аж до вечора.</w:t>
+        <w:t>Виходить людина до свого діла,* і до своєї праці аж до вечора.</w:t>
       </w:r>
     </w:p>
     <w:p>
@@ -16246,91 +16246,91 @@
           <w:rFonts w:ascii="Times New Roman" w:hAnsi="Times New Roman"/>
           <w:sz w:val="24"/>
         </w:rPr>
-        <w:t>Святий</w:t>
-      </w:r>
-      <w:r>
-        <w:rPr>
-          <w:rFonts w:ascii="Times New Roman" w:hAnsi="Times New Roman"/>
-          <w:sz w:val="24"/>
-        </w:rPr>
-        <w:t xml:space="preserve"> </w:t>
-      </w:r>
-      <w:r>
-        <w:rPr>
-          <w:rFonts w:ascii="Times New Roman" w:hAnsi="Times New Roman"/>
-          <w:sz w:val="24"/>
-        </w:rPr>
-        <w:t>Боже,</w:t>
-      </w:r>
-      <w:r>
-        <w:rPr>
-          <w:rFonts w:ascii="Times New Roman" w:hAnsi="Times New Roman"/>
-          <w:sz w:val="24"/>
-        </w:rPr>
-        <w:t xml:space="preserve"> </w:t>
-      </w:r>
-      <w:r>
-        <w:rPr>
-          <w:rFonts w:ascii="Times New Roman" w:hAnsi="Times New Roman"/>
-          <w:sz w:val="24"/>
-        </w:rPr>
-        <w:t>святий</w:t>
-      </w:r>
-      <w:r>
-        <w:rPr>
-          <w:rFonts w:ascii="Times New Roman" w:hAnsi="Times New Roman"/>
-          <w:sz w:val="24"/>
-        </w:rPr>
-        <w:t xml:space="preserve"> </w:t>
-      </w:r>
-      <w:r>
-        <w:rPr>
-          <w:rFonts w:ascii="Times New Roman" w:hAnsi="Times New Roman"/>
-          <w:sz w:val="24"/>
-        </w:rPr>
-        <w:t>Кріпкий,</w:t>
-      </w:r>
-      <w:r>
-        <w:rPr>
-          <w:rFonts w:ascii="Times New Roman" w:hAnsi="Times New Roman"/>
-          <w:sz w:val="24"/>
-        </w:rPr>
-        <w:t xml:space="preserve"> </w:t>
-      </w:r>
-      <w:r>
-        <w:rPr>
-          <w:rFonts w:ascii="Times New Roman" w:hAnsi="Times New Roman"/>
-          <w:sz w:val="24"/>
-        </w:rPr>
-        <w:t>святий</w:t>
-      </w:r>
-      <w:r>
-        <w:rPr>
-          <w:rFonts w:ascii="Times New Roman" w:hAnsi="Times New Roman"/>
-          <w:sz w:val="24"/>
-        </w:rPr>
-        <w:t xml:space="preserve"> </w:t>
-      </w:r>
-      <w:r>
-        <w:rPr>
-          <w:rFonts w:ascii="Times New Roman" w:hAnsi="Times New Roman"/>
-          <w:sz w:val="24"/>
-        </w:rPr>
-        <w:t>Безсмертний,</w:t>
-      </w:r>
-      <w:r>
-        <w:rPr>
-          <w:rFonts w:ascii="Times New Roman" w:hAnsi="Times New Roman"/>
-          <w:sz w:val="24"/>
-        </w:rPr>
-        <w:t xml:space="preserve"> </w:t>
-      </w:r>
-      <w:r>
-        <w:rPr>
-          <w:rFonts w:ascii="Times New Roman" w:hAnsi="Times New Roman"/>
-          <w:sz w:val="24"/>
-        </w:rPr>
-        <w:t>помилуй</w:t>
+        <w:t>Святи́й</w:t>
+      </w:r>
+      <w:r>
+        <w:rPr>
+          <w:rFonts w:ascii="Times New Roman" w:hAnsi="Times New Roman"/>
+          <w:sz w:val="24"/>
+        </w:rPr>
+        <w:t xml:space="preserve"> </w:t>
+      </w:r>
+      <w:r>
+        <w:rPr>
+          <w:rFonts w:ascii="Times New Roman" w:hAnsi="Times New Roman"/>
+          <w:sz w:val="24"/>
+        </w:rPr>
+        <w:t>Бо́же,</w:t>
+      </w:r>
+      <w:r>
+        <w:rPr>
+          <w:rFonts w:ascii="Times New Roman" w:hAnsi="Times New Roman"/>
+          <w:sz w:val="24"/>
+        </w:rPr>
+        <w:t xml:space="preserve"> </w:t>
+      </w:r>
+      <w:r>
+        <w:rPr>
+          <w:rFonts w:ascii="Times New Roman" w:hAnsi="Times New Roman"/>
+          <w:sz w:val="24"/>
+        </w:rPr>
+        <w:t>святи́й</w:t>
+      </w:r>
+      <w:r>
+        <w:rPr>
+          <w:rFonts w:ascii="Times New Roman" w:hAnsi="Times New Roman"/>
+          <w:sz w:val="24"/>
+        </w:rPr>
+        <w:t xml:space="preserve"> </w:t>
+      </w:r>
+      <w:r>
+        <w:rPr>
+          <w:rFonts w:ascii="Times New Roman" w:hAnsi="Times New Roman"/>
+          <w:sz w:val="24"/>
+        </w:rPr>
+        <w:t>Крі́пкий,</w:t>
+      </w:r>
+      <w:r>
+        <w:rPr>
+          <w:rFonts w:ascii="Times New Roman" w:hAnsi="Times New Roman"/>
+          <w:sz w:val="24"/>
+        </w:rPr>
+        <w:t xml:space="preserve"> </w:t>
+      </w:r>
+      <w:r>
+        <w:rPr>
+          <w:rFonts w:ascii="Times New Roman" w:hAnsi="Times New Roman"/>
+          <w:sz w:val="24"/>
+        </w:rPr>
+        <w:t>святи́й</w:t>
+      </w:r>
+      <w:r>
+        <w:rPr>
+          <w:rFonts w:ascii="Times New Roman" w:hAnsi="Times New Roman"/>
+          <w:sz w:val="24"/>
+        </w:rPr>
+        <w:t xml:space="preserve"> </w:t>
+      </w:r>
+      <w:r>
+        <w:rPr>
+          <w:rFonts w:ascii="Times New Roman" w:hAnsi="Times New Roman"/>
+          <w:sz w:val="24"/>
+        </w:rPr>
+        <w:t>Безсме́ртний,</w:t>
+      </w:r>
+      <w:r>
+        <w:rPr>
+          <w:rFonts w:ascii="Times New Roman" w:hAnsi="Times New Roman"/>
+          <w:sz w:val="24"/>
+        </w:rPr>
+        <w:t xml:space="preserve"> </w:t>
+      </w:r>
+      <w:r>
+        <w:rPr>
+          <w:rFonts w:ascii="Times New Roman" w:hAnsi="Times New Roman"/>
+          <w:sz w:val="24"/>
+        </w:rPr>
+        <w:t>поми́луй</w:t>
       </w:r>
       <w:r>
         <w:rPr>
@@ -16383,46 +16383,6 @@
     </w:p>
     <w:p>
       <w:pPr>
-        <w:spacing w:after="120" w:lineRule="auto"/>
-        <w:jc w:val="both"/>
-        <w:rPr>
-          <w:rFonts w:ascii="Times New Roman" w:cs="Times New Roman" w:eastAsia="Times New Roman" w:hAnsi="Times New Roman"/>
-          <w:sz w:val="24"/>
-          <w:szCs w:val="24"/>
-        </w:rPr>
-      </w:pPr>
-      <w:r>
-        <w:rPr>
-          <w:rFonts w:ascii="Times New Roman" w:cs="Times New Roman" w:eastAsia="Times New Roman" w:hAnsi="Times New Roman"/>
-          <w:sz w:val="24"/>
-          <w:szCs w:val="24"/>
-          <w:rtl w:val="0"/>
-        </w:rPr>
-        <w:t xml:space="preserve">Слава Отцю, і Сину, і Святому Духові,* і нині і повсякчас, і на віки віків. Амінь.</w:t>
-      </w:r>
-    </w:p>
-    <w:p>
-      <w:pPr>
-        <w:spacing w:after="120" w:lineRule="auto"/>
-        <w:jc w:val="both"/>
-        <w:rPr>
-          <w:rFonts w:ascii="Times New Roman" w:cs="Times New Roman" w:eastAsia="Times New Roman" w:hAnsi="Times New Roman"/>
-          <w:sz w:val="24"/>
-          <w:szCs w:val="24"/>
-        </w:rPr>
-      </w:pPr>
-      <w:r>
-        <w:rPr>
-          <w:rFonts w:ascii="Times New Roman" w:cs="Times New Roman" w:eastAsia="Times New Roman" w:hAnsi="Times New Roman"/>
-          <w:sz w:val="24"/>
-          <w:szCs w:val="24"/>
-          <w:rtl w:val="0"/>
-        </w:rPr>
-        <w:t xml:space="preserve">Пресвята Тройце, помилуй нас;* Господи, очисти гріхи наші;* Владико, прости беззаконня наші;* Святий, завітай і зціли немочі наші імени твого ради.</w:t>
-      </w:r>
-    </w:p>
-    <w:p>
-      <w:pPr>
         <w:pStyle w:val="Normal"/>
         <w:spacing w:after="120"/>
       </w:pPr>
@@ -16431,21 +16391,537 @@
           <w:rFonts w:ascii="Times New Roman" w:hAnsi="Times New Roman"/>
           <w:sz w:val="24"/>
         </w:rPr>
-        <w:t>Господи,</w:t>
-      </w:r>
-      <w:r>
-        <w:rPr>
-          <w:rFonts w:ascii="Times New Roman" w:hAnsi="Times New Roman"/>
-          <w:sz w:val="24"/>
-        </w:rPr>
-        <w:t xml:space="preserve"> </w:t>
-      </w:r>
-      <w:r>
-        <w:rPr>
-          <w:rFonts w:ascii="Times New Roman" w:hAnsi="Times New Roman"/>
-          <w:sz w:val="24"/>
-        </w:rPr>
-        <w:t>помилуй.</w:t>
+        <w:t>Сла́ва</w:t>
+      </w:r>
+      <w:r>
+        <w:rPr>
+          <w:rFonts w:ascii="Times New Roman" w:hAnsi="Times New Roman"/>
+          <w:sz w:val="24"/>
+        </w:rPr>
+        <w:t xml:space="preserve"> </w:t>
+      </w:r>
+      <w:r>
+        <w:rPr>
+          <w:rFonts w:ascii="Times New Roman" w:hAnsi="Times New Roman"/>
+          <w:sz w:val="24"/>
+        </w:rPr>
+        <w:t>Отцю́,</w:t>
+      </w:r>
+      <w:r>
+        <w:rPr>
+          <w:rFonts w:ascii="Times New Roman" w:hAnsi="Times New Roman"/>
+          <w:sz w:val="24"/>
+        </w:rPr>
+        <w:t xml:space="preserve"> </w:t>
+      </w:r>
+      <w:r>
+        <w:rPr>
+          <w:rFonts w:ascii="Times New Roman" w:hAnsi="Times New Roman"/>
+          <w:sz w:val="24"/>
+        </w:rPr>
+        <w:t>і</w:t>
+      </w:r>
+      <w:r>
+        <w:rPr>
+          <w:rFonts w:ascii="Times New Roman" w:hAnsi="Times New Roman"/>
+          <w:sz w:val="24"/>
+        </w:rPr>
+        <w:t xml:space="preserve"> </w:t>
+      </w:r>
+      <w:r>
+        <w:rPr>
+          <w:rFonts w:ascii="Times New Roman" w:hAnsi="Times New Roman"/>
+          <w:sz w:val="24"/>
+        </w:rPr>
+        <w:t>Си́ну,</w:t>
+      </w:r>
+      <w:r>
+        <w:rPr>
+          <w:rFonts w:ascii="Times New Roman" w:hAnsi="Times New Roman"/>
+          <w:sz w:val="24"/>
+        </w:rPr>
+        <w:t xml:space="preserve"> </w:t>
+      </w:r>
+      <w:r>
+        <w:rPr>
+          <w:rFonts w:ascii="Times New Roman" w:hAnsi="Times New Roman"/>
+          <w:sz w:val="24"/>
+        </w:rPr>
+        <w:t>і</w:t>
+      </w:r>
+      <w:r>
+        <w:rPr>
+          <w:rFonts w:ascii="Times New Roman" w:hAnsi="Times New Roman"/>
+          <w:sz w:val="24"/>
+        </w:rPr>
+        <w:t xml:space="preserve"> </w:t>
+      </w:r>
+      <w:r>
+        <w:rPr>
+          <w:rFonts w:ascii="Times New Roman" w:hAnsi="Times New Roman"/>
+          <w:sz w:val="24"/>
+        </w:rPr>
+        <w:t>Свято́му</w:t>
+      </w:r>
+      <w:r>
+        <w:rPr>
+          <w:rFonts w:ascii="Times New Roman" w:hAnsi="Times New Roman"/>
+          <w:sz w:val="24"/>
+        </w:rPr>
+        <w:t xml:space="preserve"> </w:t>
+      </w:r>
+      <w:r>
+        <w:rPr>
+          <w:rFonts w:ascii="Times New Roman" w:hAnsi="Times New Roman"/>
+          <w:sz w:val="24"/>
+        </w:rPr>
+        <w:t>Ду́хові,*</w:t>
+      </w:r>
+      <w:r>
+        <w:rPr>
+          <w:rFonts w:ascii="Times New Roman" w:hAnsi="Times New Roman"/>
+          <w:sz w:val="24"/>
+        </w:rPr>
+        <w:t xml:space="preserve"> </w:t>
+      </w:r>
+      <w:r>
+        <w:rPr>
+          <w:rFonts w:ascii="Times New Roman" w:hAnsi="Times New Roman"/>
+          <w:sz w:val="24"/>
+        </w:rPr>
+        <w:t>і</w:t>
+      </w:r>
+      <w:r>
+        <w:rPr>
+          <w:rFonts w:ascii="Times New Roman" w:hAnsi="Times New Roman"/>
+          <w:sz w:val="24"/>
+        </w:rPr>
+        <w:t xml:space="preserve"> </w:t>
+      </w:r>
+      <w:r>
+        <w:rPr>
+          <w:rFonts w:ascii="Times New Roman" w:hAnsi="Times New Roman"/>
+          <w:sz w:val="24"/>
+        </w:rPr>
+        <w:t>ни́ні,</w:t>
+      </w:r>
+      <w:r>
+        <w:rPr>
+          <w:rFonts w:ascii="Times New Roman" w:hAnsi="Times New Roman"/>
+          <w:sz w:val="24"/>
+        </w:rPr>
+        <w:t xml:space="preserve"> </w:t>
+      </w:r>
+      <w:r>
+        <w:rPr>
+          <w:rFonts w:ascii="Times New Roman" w:hAnsi="Times New Roman"/>
+          <w:sz w:val="24"/>
+        </w:rPr>
+        <w:t>і</w:t>
+      </w:r>
+      <w:r>
+        <w:rPr>
+          <w:rFonts w:ascii="Times New Roman" w:hAnsi="Times New Roman"/>
+          <w:sz w:val="24"/>
+        </w:rPr>
+        <w:t xml:space="preserve"> </w:t>
+      </w:r>
+      <w:r>
+        <w:rPr>
+          <w:rFonts w:ascii="Times New Roman" w:hAnsi="Times New Roman"/>
+          <w:sz w:val="24"/>
+        </w:rPr>
+        <w:t>повсякча́с,</w:t>
+      </w:r>
+      <w:r>
+        <w:rPr>
+          <w:rFonts w:ascii="Times New Roman" w:hAnsi="Times New Roman"/>
+          <w:sz w:val="24"/>
+        </w:rPr>
+        <w:t xml:space="preserve"> </w:t>
+      </w:r>
+      <w:r>
+        <w:rPr>
+          <w:rFonts w:ascii="Times New Roman" w:hAnsi="Times New Roman"/>
+          <w:sz w:val="24"/>
+        </w:rPr>
+        <w:t>і</w:t>
+      </w:r>
+      <w:r>
+        <w:rPr>
+          <w:rFonts w:ascii="Times New Roman" w:hAnsi="Times New Roman"/>
+          <w:sz w:val="24"/>
+        </w:rPr>
+        <w:t xml:space="preserve"> </w:t>
+      </w:r>
+      <w:r>
+        <w:rPr>
+          <w:rFonts w:ascii="Times New Roman" w:hAnsi="Times New Roman"/>
+          <w:sz w:val="24"/>
+        </w:rPr>
+        <w:t>на</w:t>
+      </w:r>
+      <w:r>
+        <w:rPr>
+          <w:rFonts w:ascii="Times New Roman" w:hAnsi="Times New Roman"/>
+          <w:sz w:val="24"/>
+        </w:rPr>
+        <w:t xml:space="preserve"> </w:t>
+      </w:r>
+      <w:r>
+        <w:rPr>
+          <w:rFonts w:ascii="Times New Roman" w:hAnsi="Times New Roman"/>
+          <w:sz w:val="24"/>
+        </w:rPr>
+        <w:t>ві́ки</w:t>
+      </w:r>
+      <w:r>
+        <w:rPr>
+          <w:rFonts w:ascii="Times New Roman" w:hAnsi="Times New Roman"/>
+          <w:sz w:val="24"/>
+        </w:rPr>
+        <w:t xml:space="preserve"> </w:t>
+      </w:r>
+      <w:r>
+        <w:rPr>
+          <w:rFonts w:ascii="Times New Roman" w:hAnsi="Times New Roman"/>
+          <w:sz w:val="24"/>
+        </w:rPr>
+        <w:t>вікі́в.</w:t>
+      </w:r>
+      <w:r>
+        <w:rPr>
+          <w:rFonts w:ascii="Times New Roman" w:hAnsi="Times New Roman"/>
+          <w:sz w:val="24"/>
+        </w:rPr>
+        <w:t xml:space="preserve"> </w:t>
+      </w:r>
+      <w:r>
+        <w:rPr>
+          <w:rFonts w:ascii="Times New Roman" w:hAnsi="Times New Roman"/>
+          <w:sz w:val="24"/>
+        </w:rPr>
+        <w:t>Амі́нь.</w:t>
+      </w:r>
+    </w:p>
+    <w:p>
+      <w:pPr>
+        <w:pStyle w:val="Normal"/>
+        <w:spacing w:after="120"/>
+      </w:pPr>
+      <w:r>
+        <w:rPr>
+          <w:rFonts w:ascii="Times New Roman" w:hAnsi="Times New Roman"/>
+          <w:sz w:val="24"/>
+        </w:rPr>
+        <w:t>Пресвята́</w:t>
+      </w:r>
+      <w:r>
+        <w:rPr>
+          <w:rFonts w:ascii="Times New Roman" w:hAnsi="Times New Roman"/>
+          <w:sz w:val="24"/>
+        </w:rPr>
+        <w:t xml:space="preserve"> </w:t>
+      </w:r>
+      <w:r>
+        <w:rPr>
+          <w:rFonts w:ascii="Times New Roman" w:hAnsi="Times New Roman"/>
+          <w:sz w:val="24"/>
+        </w:rPr>
+        <w:t>Тро́йце,</w:t>
+      </w:r>
+      <w:r>
+        <w:rPr>
+          <w:rFonts w:ascii="Times New Roman" w:hAnsi="Times New Roman"/>
+          <w:sz w:val="24"/>
+        </w:rPr>
+        <w:t xml:space="preserve"> </w:t>
+      </w:r>
+      <w:r>
+        <w:rPr>
+          <w:rFonts w:ascii="Times New Roman" w:hAnsi="Times New Roman"/>
+          <w:sz w:val="24"/>
+        </w:rPr>
+        <w:t>поми́луй</w:t>
+      </w:r>
+      <w:r>
+        <w:rPr>
+          <w:rFonts w:ascii="Times New Roman" w:hAnsi="Times New Roman"/>
+          <w:sz w:val="24"/>
+        </w:rPr>
+        <w:t xml:space="preserve"> </w:t>
+      </w:r>
+      <w:r>
+        <w:rPr>
+          <w:rFonts w:ascii="Times New Roman" w:hAnsi="Times New Roman"/>
+          <w:sz w:val="24"/>
+        </w:rPr>
+        <w:t>нас;</w:t>
+      </w:r>
+      <w:r>
+        <w:rPr>
+          <w:rFonts w:ascii="Times New Roman" w:hAnsi="Times New Roman"/>
+          <w:sz w:val="24"/>
+        </w:rPr>
+        <w:t xml:space="preserve"> </w:t>
+      </w:r>
+      <w:r>
+        <w:rPr>
+          <w:rFonts w:ascii="Times New Roman" w:hAnsi="Times New Roman"/>
+          <w:sz w:val="24"/>
+        </w:rPr>
+        <w:t>Го́споди,</w:t>
+      </w:r>
+      <w:r>
+        <w:rPr>
+          <w:rFonts w:ascii="Times New Roman" w:hAnsi="Times New Roman"/>
+          <w:sz w:val="24"/>
+        </w:rPr>
+        <w:t xml:space="preserve"> </w:t>
+      </w:r>
+      <w:r>
+        <w:rPr>
+          <w:rFonts w:ascii="Times New Roman" w:hAnsi="Times New Roman"/>
+          <w:sz w:val="24"/>
+        </w:rPr>
+        <w:t>очи́сти</w:t>
+      </w:r>
+      <w:r>
+        <w:rPr>
+          <w:rFonts w:ascii="Times New Roman" w:hAnsi="Times New Roman"/>
+          <w:sz w:val="24"/>
+        </w:rPr>
+        <w:t xml:space="preserve"> </w:t>
+      </w:r>
+      <w:r>
+        <w:rPr>
+          <w:rFonts w:ascii="Times New Roman" w:hAnsi="Times New Roman"/>
+          <w:sz w:val="24"/>
+        </w:rPr>
+        <w:t>гріхи́</w:t>
+      </w:r>
+      <w:r>
+        <w:rPr>
+          <w:rFonts w:ascii="Times New Roman" w:hAnsi="Times New Roman"/>
+          <w:sz w:val="24"/>
+        </w:rPr>
+        <w:t xml:space="preserve"> </w:t>
+      </w:r>
+      <w:r>
+        <w:rPr>
+          <w:rFonts w:ascii="Times New Roman" w:hAnsi="Times New Roman"/>
+          <w:sz w:val="24"/>
+        </w:rPr>
+        <w:t>на́ші;</w:t>
+      </w:r>
+      <w:r>
+        <w:rPr>
+          <w:rFonts w:ascii="Times New Roman" w:hAnsi="Times New Roman"/>
+          <w:sz w:val="24"/>
+        </w:rPr>
+        <w:t xml:space="preserve"> </w:t>
+      </w:r>
+      <w:r>
+        <w:rPr>
+          <w:rFonts w:ascii="Times New Roman" w:hAnsi="Times New Roman"/>
+          <w:sz w:val="24"/>
+        </w:rPr>
+        <w:t>Влади́ко,</w:t>
+      </w:r>
+      <w:r>
+        <w:rPr>
+          <w:rFonts w:ascii="Times New Roman" w:hAnsi="Times New Roman"/>
+          <w:sz w:val="24"/>
+        </w:rPr>
+        <w:t xml:space="preserve"> </w:t>
+      </w:r>
+      <w:r>
+        <w:rPr>
+          <w:rFonts w:ascii="Times New Roman" w:hAnsi="Times New Roman"/>
+          <w:sz w:val="24"/>
+        </w:rPr>
+        <w:t>прости́</w:t>
+      </w:r>
+      <w:r>
+        <w:rPr>
+          <w:rFonts w:ascii="Times New Roman" w:hAnsi="Times New Roman"/>
+          <w:sz w:val="24"/>
+        </w:rPr>
+        <w:t xml:space="preserve"> </w:t>
+      </w:r>
+      <w:r>
+        <w:rPr>
+          <w:rFonts w:ascii="Times New Roman" w:hAnsi="Times New Roman"/>
+          <w:sz w:val="24"/>
+        </w:rPr>
+        <w:t>беззако́ння</w:t>
+      </w:r>
+      <w:r>
+        <w:rPr>
+          <w:rFonts w:ascii="Times New Roman" w:hAnsi="Times New Roman"/>
+          <w:sz w:val="24"/>
+        </w:rPr>
+        <w:t xml:space="preserve"> </w:t>
+      </w:r>
+      <w:r>
+        <w:rPr>
+          <w:rFonts w:ascii="Times New Roman" w:hAnsi="Times New Roman"/>
+          <w:sz w:val="24"/>
+        </w:rPr>
+        <w:t>на́ші;</w:t>
+      </w:r>
+      <w:r>
+        <w:rPr>
+          <w:rFonts w:ascii="Times New Roman" w:hAnsi="Times New Roman"/>
+          <w:sz w:val="24"/>
+        </w:rPr>
+        <w:t xml:space="preserve"> </w:t>
+      </w:r>
+      <w:r>
+        <w:rPr>
+          <w:rFonts w:ascii="Times New Roman" w:hAnsi="Times New Roman"/>
+          <w:sz w:val="24"/>
+        </w:rPr>
+        <w:t>Святи́й,</w:t>
+      </w:r>
+      <w:r>
+        <w:rPr>
+          <w:rFonts w:ascii="Times New Roman" w:hAnsi="Times New Roman"/>
+          <w:sz w:val="24"/>
+        </w:rPr>
+        <w:t xml:space="preserve"> </w:t>
+      </w:r>
+      <w:r>
+        <w:rPr>
+          <w:rFonts w:ascii="Times New Roman" w:hAnsi="Times New Roman"/>
+          <w:sz w:val="24"/>
+        </w:rPr>
+        <w:t>завіта́й</w:t>
+      </w:r>
+      <w:r>
+        <w:rPr>
+          <w:rFonts w:ascii="Times New Roman" w:hAnsi="Times New Roman"/>
+          <w:sz w:val="24"/>
+        </w:rPr>
+        <w:t xml:space="preserve"> </w:t>
+      </w:r>
+      <w:r>
+        <w:rPr>
+          <w:rFonts w:ascii="Times New Roman" w:hAnsi="Times New Roman"/>
+          <w:sz w:val="24"/>
+        </w:rPr>
+        <w:t>і</w:t>
+      </w:r>
+      <w:r>
+        <w:rPr>
+          <w:rFonts w:ascii="Times New Roman" w:hAnsi="Times New Roman"/>
+          <w:sz w:val="24"/>
+        </w:rPr>
+        <w:t xml:space="preserve"> </w:t>
+      </w:r>
+      <w:r>
+        <w:rPr>
+          <w:rFonts w:ascii="Times New Roman" w:hAnsi="Times New Roman"/>
+          <w:sz w:val="24"/>
+        </w:rPr>
+        <w:t>зціли́</w:t>
+      </w:r>
+      <w:r>
+        <w:rPr>
+          <w:rFonts w:ascii="Times New Roman" w:hAnsi="Times New Roman"/>
+          <w:sz w:val="24"/>
+        </w:rPr>
+        <w:t xml:space="preserve"> </w:t>
+      </w:r>
+      <w:r>
+        <w:rPr>
+          <w:rFonts w:ascii="Times New Roman" w:hAnsi="Times New Roman"/>
+          <w:sz w:val="24"/>
+        </w:rPr>
+        <w:t>не́мочі</w:t>
+      </w:r>
+      <w:r>
+        <w:rPr>
+          <w:rFonts w:ascii="Times New Roman" w:hAnsi="Times New Roman"/>
+          <w:sz w:val="24"/>
+        </w:rPr>
+        <w:t xml:space="preserve"> </w:t>
+      </w:r>
+      <w:r>
+        <w:rPr>
+          <w:rFonts w:ascii="Times New Roman" w:hAnsi="Times New Roman"/>
+          <w:sz w:val="24"/>
+        </w:rPr>
+        <w:t>на́ші,</w:t>
+      </w:r>
+      <w:r>
+        <w:rPr>
+          <w:rFonts w:ascii="Times New Roman" w:hAnsi="Times New Roman"/>
+          <w:sz w:val="24"/>
+        </w:rPr>
+        <w:t xml:space="preserve"> </w:t>
+      </w:r>
+      <w:r>
+        <w:rPr>
+          <w:rFonts w:ascii="Times New Roman" w:hAnsi="Times New Roman"/>
+          <w:sz w:val="24"/>
+        </w:rPr>
+        <w:t>І́мени</w:t>
+      </w:r>
+      <w:r>
+        <w:rPr>
+          <w:rFonts w:ascii="Times New Roman" w:hAnsi="Times New Roman"/>
+          <w:sz w:val="24"/>
+        </w:rPr>
+        <w:t xml:space="preserve"> </w:t>
+      </w:r>
+      <w:r>
+        <w:rPr>
+          <w:rFonts w:ascii="Times New Roman" w:hAnsi="Times New Roman"/>
+          <w:sz w:val="24"/>
+        </w:rPr>
+        <w:t>Твого́</w:t>
+      </w:r>
+      <w:r>
+        <w:rPr>
+          <w:rFonts w:ascii="Times New Roman" w:hAnsi="Times New Roman"/>
+          <w:sz w:val="24"/>
+        </w:rPr>
+        <w:t xml:space="preserve"> </w:t>
+      </w:r>
+      <w:r>
+        <w:rPr>
+          <w:rFonts w:ascii="Times New Roman" w:hAnsi="Times New Roman"/>
+          <w:sz w:val="24"/>
+        </w:rPr>
+        <w:t>ра́ди.</w:t>
+      </w:r>
+    </w:p>
+    <w:p>
+      <w:pPr>
+        <w:pStyle w:val="Normal"/>
+        <w:spacing w:after="120"/>
+      </w:pPr>
+      <w:r>
+        <w:rPr>
+          <w:rFonts w:ascii="Times New Roman" w:hAnsi="Times New Roman"/>
+          <w:sz w:val="24"/>
+        </w:rPr>
+        <w:t>Го́споди,</w:t>
+      </w:r>
+      <w:r>
+        <w:rPr>
+          <w:rFonts w:ascii="Times New Roman" w:hAnsi="Times New Roman"/>
+          <w:sz w:val="24"/>
+        </w:rPr>
+        <w:t xml:space="preserve"> </w:t>
+      </w:r>
+      <w:r>
+        <w:rPr>
+          <w:rFonts w:ascii="Times New Roman" w:hAnsi="Times New Roman"/>
+          <w:sz w:val="24"/>
+        </w:rPr>
+        <w:t>поми́луй.</w:t>
       </w:r>
       <w:r>
         <w:rPr>
@@ -16492,21 +16968,21 @@
           <w:rFonts w:ascii="Times New Roman" w:hAnsi="Times New Roman"/>
           <w:sz w:val="24"/>
         </w:rPr>
-        <w:t>Слава</w:t>
-      </w:r>
-      <w:r>
-        <w:rPr>
-          <w:rFonts w:ascii="Times New Roman" w:hAnsi="Times New Roman"/>
-          <w:sz w:val="24"/>
-        </w:rPr>
-        <w:t xml:space="preserve"> </w:t>
-      </w:r>
-      <w:r>
-        <w:rPr>
-          <w:rFonts w:ascii="Times New Roman" w:hAnsi="Times New Roman"/>
-          <w:sz w:val="24"/>
-        </w:rPr>
-        <w:t>Отцю,</w:t>
+        <w:t>Сла́ва</w:t>
+      </w:r>
+      <w:r>
+        <w:rPr>
+          <w:rFonts w:ascii="Times New Roman" w:hAnsi="Times New Roman"/>
+          <w:sz w:val="24"/>
+        </w:rPr>
+        <w:t xml:space="preserve"> </w:t>
+      </w:r>
+      <w:r>
+        <w:rPr>
+          <w:rFonts w:ascii="Times New Roman" w:hAnsi="Times New Roman"/>
+          <w:sz w:val="24"/>
+        </w:rPr>
+        <w:t>Отцю́,</w:t>
       </w:r>
       <w:r>
         <w:rPr>
@@ -16534,7 +17010,7 @@
           <w:rFonts w:ascii="Times New Roman" w:hAnsi="Times New Roman"/>
           <w:sz w:val="24"/>
         </w:rPr>
-        <w:t>Сину,</w:t>
+        <w:t>Си́ну,</w:t>
       </w:r>
       <w:r>
         <w:rPr>
@@ -16562,21 +17038,21 @@
           <w:rFonts w:ascii="Times New Roman" w:hAnsi="Times New Roman"/>
           <w:sz w:val="24"/>
         </w:rPr>
-        <w:t>Святому</w:t>
-      </w:r>
-      <w:r>
-        <w:rPr>
-          <w:rFonts w:ascii="Times New Roman" w:hAnsi="Times New Roman"/>
-          <w:sz w:val="24"/>
-        </w:rPr>
-        <w:t xml:space="preserve"> </w:t>
-      </w:r>
-      <w:r>
-        <w:rPr>
-          <w:rFonts w:ascii="Times New Roman" w:hAnsi="Times New Roman"/>
-          <w:sz w:val="24"/>
-        </w:rPr>
-        <w:t>Духові,*</w:t>
+        <w:t>Свято́му</w:t>
+      </w:r>
+      <w:r>
+        <w:rPr>
+          <w:rFonts w:ascii="Times New Roman" w:hAnsi="Times New Roman"/>
+          <w:sz w:val="24"/>
+        </w:rPr>
+        <w:t xml:space="preserve"> </w:t>
+      </w:r>
+      <w:r>
+        <w:rPr>
+          <w:rFonts w:ascii="Times New Roman" w:hAnsi="Times New Roman"/>
+          <w:sz w:val="24"/>
+        </w:rPr>
+        <w:t>Ду́хові,*</w:t>
       </w:r>
       <w:r>
         <w:rPr>
@@ -16604,7 +17080,7 @@
           <w:rFonts w:ascii="Times New Roman" w:hAnsi="Times New Roman"/>
           <w:sz w:val="24"/>
         </w:rPr>
-        <w:t>нині</w:t>
+        <w:t>ни́ні,</w:t>
       </w:r>
       <w:r>
         <w:rPr>
@@ -16632,7 +17108,7 @@
           <w:rFonts w:ascii="Times New Roman" w:hAnsi="Times New Roman"/>
           <w:sz w:val="24"/>
         </w:rPr>
-        <w:t>повсякчас,</w:t>
+        <w:t>повсякча́с,</w:t>
       </w:r>
       <w:r>
         <w:rPr>
@@ -16674,55 +17150,776 @@
           <w:rFonts w:ascii="Times New Roman" w:hAnsi="Times New Roman"/>
           <w:sz w:val="24"/>
         </w:rPr>
-        <w:t>віки</w:t>
-      </w:r>
-      <w:r>
-        <w:rPr>
-          <w:rFonts w:ascii="Times New Roman" w:hAnsi="Times New Roman"/>
-          <w:sz w:val="24"/>
-        </w:rPr>
-        <w:t xml:space="preserve"> </w:t>
-      </w:r>
-      <w:r>
-        <w:rPr>
-          <w:rFonts w:ascii="Times New Roman" w:hAnsi="Times New Roman"/>
-          <w:sz w:val="24"/>
-        </w:rPr>
-        <w:t>віків.</w:t>
-      </w:r>
-      <w:r>
-        <w:rPr>
-          <w:rFonts w:ascii="Times New Roman" w:hAnsi="Times New Roman"/>
-          <w:sz w:val="24"/>
-        </w:rPr>
-        <w:t xml:space="preserve"> </w:t>
-      </w:r>
-      <w:r>
-        <w:rPr>
-          <w:rFonts w:ascii="Times New Roman" w:hAnsi="Times New Roman"/>
-          <w:sz w:val="24"/>
-        </w:rPr>
-        <w:t>Амінь.</w:t>
-      </w:r>
-    </w:p>
-    <w:p>
-      <w:pPr>
-        <w:spacing w:after="120" w:lineRule="auto"/>
-        <w:jc w:val="both"/>
-        <w:rPr>
-          <w:rFonts w:ascii="Times New Roman" w:cs="Times New Roman" w:eastAsia="Times New Roman" w:hAnsi="Times New Roman"/>
-          <w:sz w:val="24"/>
-          <w:szCs w:val="24"/>
-        </w:rPr>
-      </w:pPr>
-      <w:r>
-        <w:rPr>
-          <w:rFonts w:ascii="Times New Roman" w:cs="Times New Roman" w:eastAsia="Times New Roman" w:hAnsi="Times New Roman"/>
-          <w:sz w:val="24"/>
-          <w:szCs w:val="24"/>
-          <w:rtl w:val="0"/>
-        </w:rPr>
-        <w:t xml:space="preserve">Отче наш, що єси на небесах,* нехай святиться ім’я твоє,* нехай прийде царство твоє,* нехай буде воля твоя, як на небі, так і на землі.* Хліб наш насущний дай нам сьогодні,* і прости нам провини наші,* як і ми прощаємо винуватцям нашим,* і не введи нас у спокусу,* але визволи нас від лукавого.</w:t>
+        <w:t>ві́ки</w:t>
+      </w:r>
+      <w:r>
+        <w:rPr>
+          <w:rFonts w:ascii="Times New Roman" w:hAnsi="Times New Roman"/>
+          <w:sz w:val="24"/>
+        </w:rPr>
+        <w:t xml:space="preserve"> </w:t>
+      </w:r>
+      <w:r>
+        <w:rPr>
+          <w:rFonts w:ascii="Times New Roman" w:hAnsi="Times New Roman"/>
+          <w:sz w:val="24"/>
+        </w:rPr>
+        <w:t>вікі́в.</w:t>
+      </w:r>
+      <w:r>
+        <w:rPr>
+          <w:rFonts w:ascii="Times New Roman" w:hAnsi="Times New Roman"/>
+          <w:sz w:val="24"/>
+        </w:rPr>
+        <w:t xml:space="preserve"> </w:t>
+      </w:r>
+      <w:r>
+        <w:rPr>
+          <w:rFonts w:ascii="Times New Roman" w:hAnsi="Times New Roman"/>
+          <w:sz w:val="24"/>
+        </w:rPr>
+        <w:t>Амі́нь.</w:t>
+      </w:r>
+    </w:p>
+    <w:p>
+      <w:pPr>
+        <w:pStyle w:val="Normal"/>
+        <w:spacing w:after="120"/>
+      </w:pPr>
+      <w:r>
+        <w:rPr>
+          <w:rFonts w:ascii="Times New Roman" w:hAnsi="Times New Roman"/>
+          <w:sz w:val="24"/>
+        </w:rPr>
+        <w:t>О́тче</w:t>
+      </w:r>
+      <w:r>
+        <w:rPr>
+          <w:rFonts w:ascii="Times New Roman" w:hAnsi="Times New Roman"/>
+          <w:sz w:val="24"/>
+        </w:rPr>
+        <w:t xml:space="preserve"> </w:t>
+      </w:r>
+      <w:r>
+        <w:rPr>
+          <w:rFonts w:ascii="Times New Roman" w:hAnsi="Times New Roman"/>
+          <w:sz w:val="24"/>
+        </w:rPr>
+        <w:t>наш,</w:t>
+      </w:r>
+      <w:r>
+        <w:rPr>
+          <w:rFonts w:ascii="Times New Roman" w:hAnsi="Times New Roman"/>
+          <w:sz w:val="24"/>
+        </w:rPr>
+        <w:t xml:space="preserve"> </w:t>
+      </w:r>
+      <w:r>
+        <w:rPr>
+          <w:rFonts w:ascii="Times New Roman" w:hAnsi="Times New Roman"/>
+          <w:sz w:val="24"/>
+        </w:rPr>
+        <w:t>що</w:t>
+      </w:r>
+      <w:r>
+        <w:rPr>
+          <w:rFonts w:ascii="Times New Roman" w:hAnsi="Times New Roman"/>
+          <w:sz w:val="24"/>
+        </w:rPr>
+        <w:t xml:space="preserve"> </w:t>
+      </w:r>
+      <w:r>
+        <w:rPr>
+          <w:rFonts w:ascii="Times New Roman" w:hAnsi="Times New Roman"/>
+          <w:sz w:val="24"/>
+        </w:rPr>
+        <w:t>єси́</w:t>
+      </w:r>
+      <w:r>
+        <w:rPr>
+          <w:rFonts w:ascii="Times New Roman" w:hAnsi="Times New Roman"/>
+          <w:sz w:val="24"/>
+        </w:rPr>
+        <w:t xml:space="preserve"> </w:t>
+      </w:r>
+      <w:r>
+        <w:rPr>
+          <w:rFonts w:ascii="Times New Roman" w:hAnsi="Times New Roman"/>
+          <w:sz w:val="24"/>
+        </w:rPr>
+        <w:t>на</w:t>
+      </w:r>
+      <w:r>
+        <w:rPr>
+          <w:rFonts w:ascii="Times New Roman" w:hAnsi="Times New Roman"/>
+          <w:sz w:val="24"/>
+        </w:rPr>
+        <w:t xml:space="preserve"> </w:t>
+      </w:r>
+      <w:r>
+        <w:rPr>
+          <w:rFonts w:ascii="Times New Roman" w:hAnsi="Times New Roman"/>
+          <w:sz w:val="24"/>
+        </w:rPr>
+        <w:t>небеса́х,*</w:t>
+      </w:r>
+      <w:r>
+        <w:rPr>
+          <w:rFonts w:ascii="Times New Roman" w:hAnsi="Times New Roman"/>
+          <w:sz w:val="24"/>
+        </w:rPr>
+        <w:t xml:space="preserve"> </w:t>
+      </w:r>
+      <w:r>
+        <w:rPr>
+          <w:rFonts w:ascii="Times New Roman" w:hAnsi="Times New Roman"/>
+          <w:sz w:val="24"/>
+        </w:rPr>
+        <w:t>неха́й</w:t>
+      </w:r>
+      <w:r>
+        <w:rPr>
+          <w:rFonts w:ascii="Times New Roman" w:hAnsi="Times New Roman"/>
+          <w:sz w:val="24"/>
+        </w:rPr>
+        <w:t xml:space="preserve"> </w:t>
+      </w:r>
+      <w:r>
+        <w:rPr>
+          <w:rFonts w:ascii="Times New Roman" w:hAnsi="Times New Roman"/>
+          <w:sz w:val="24"/>
+        </w:rPr>
+        <w:t>святи́ться</w:t>
+      </w:r>
+      <w:r>
+        <w:rPr>
+          <w:rFonts w:ascii="Times New Roman" w:hAnsi="Times New Roman"/>
+          <w:sz w:val="24"/>
+        </w:rPr>
+        <w:t xml:space="preserve"> </w:t>
+      </w:r>
+      <w:r>
+        <w:rPr>
+          <w:rFonts w:ascii="Times New Roman" w:hAnsi="Times New Roman"/>
+          <w:sz w:val="24"/>
+        </w:rPr>
+        <w:t>ім’я́</w:t>
+      </w:r>
+      <w:r>
+        <w:rPr>
+          <w:rFonts w:ascii="Times New Roman" w:hAnsi="Times New Roman"/>
+          <w:sz w:val="24"/>
+        </w:rPr>
+        <w:t xml:space="preserve"> </w:t>
+      </w:r>
+      <w:r>
+        <w:rPr>
+          <w:rFonts w:ascii="Times New Roman" w:hAnsi="Times New Roman"/>
+          <w:sz w:val="24"/>
+        </w:rPr>
+        <w:t>Твоє́,*</w:t>
+      </w:r>
+      <w:r>
+        <w:rPr>
+          <w:rFonts w:ascii="Times New Roman" w:hAnsi="Times New Roman"/>
+          <w:sz w:val="24"/>
+        </w:rPr>
+        <w:t xml:space="preserve"> </w:t>
+      </w:r>
+      <w:r>
+        <w:rPr>
+          <w:rFonts w:ascii="Times New Roman" w:hAnsi="Times New Roman"/>
+          <w:sz w:val="24"/>
+        </w:rPr>
+        <w:t>неха́й</w:t>
+      </w:r>
+      <w:r>
+        <w:rPr>
+          <w:rFonts w:ascii="Times New Roman" w:hAnsi="Times New Roman"/>
+          <w:sz w:val="24"/>
+        </w:rPr>
+        <w:t xml:space="preserve"> </w:t>
+      </w:r>
+      <w:r>
+        <w:rPr>
+          <w:rFonts w:ascii="Times New Roman" w:hAnsi="Times New Roman"/>
+          <w:sz w:val="24"/>
+        </w:rPr>
+        <w:t>при́йде</w:t>
+      </w:r>
+      <w:r>
+        <w:rPr>
+          <w:rFonts w:ascii="Times New Roman" w:hAnsi="Times New Roman"/>
+          <w:sz w:val="24"/>
+        </w:rPr>
+        <w:t xml:space="preserve"> </w:t>
+      </w:r>
+      <w:r>
+        <w:rPr>
+          <w:rFonts w:ascii="Times New Roman" w:hAnsi="Times New Roman"/>
+          <w:sz w:val="24"/>
+        </w:rPr>
+        <w:t>ца́рство</w:t>
+      </w:r>
+      <w:r>
+        <w:rPr>
+          <w:rFonts w:ascii="Times New Roman" w:hAnsi="Times New Roman"/>
+          <w:sz w:val="24"/>
+        </w:rPr>
+        <w:t xml:space="preserve"> </w:t>
+      </w:r>
+      <w:r>
+        <w:rPr>
+          <w:rFonts w:ascii="Times New Roman" w:hAnsi="Times New Roman"/>
+          <w:sz w:val="24"/>
+        </w:rPr>
+        <w:t>Твоє́,*</w:t>
+      </w:r>
+      <w:r>
+        <w:rPr>
+          <w:rFonts w:ascii="Times New Roman" w:hAnsi="Times New Roman"/>
+          <w:sz w:val="24"/>
+        </w:rPr>
+        <w:t xml:space="preserve"> </w:t>
+      </w:r>
+      <w:r>
+        <w:rPr>
+          <w:rFonts w:ascii="Times New Roman" w:hAnsi="Times New Roman"/>
+          <w:sz w:val="24"/>
+        </w:rPr>
+        <w:t>неха́й</w:t>
+      </w:r>
+      <w:r>
+        <w:rPr>
+          <w:rFonts w:ascii="Times New Roman" w:hAnsi="Times New Roman"/>
+          <w:sz w:val="24"/>
+        </w:rPr>
+        <w:t xml:space="preserve"> </w:t>
+      </w:r>
+      <w:r>
+        <w:rPr>
+          <w:rFonts w:ascii="Times New Roman" w:hAnsi="Times New Roman"/>
+          <w:sz w:val="24"/>
+        </w:rPr>
+        <w:t>бу́де</w:t>
+      </w:r>
+      <w:r>
+        <w:rPr>
+          <w:rFonts w:ascii="Times New Roman" w:hAnsi="Times New Roman"/>
+          <w:sz w:val="24"/>
+        </w:rPr>
+        <w:t xml:space="preserve"> </w:t>
+      </w:r>
+      <w:r>
+        <w:rPr>
+          <w:rFonts w:ascii="Times New Roman" w:hAnsi="Times New Roman"/>
+          <w:sz w:val="24"/>
+        </w:rPr>
+        <w:t>во́ля</w:t>
+      </w:r>
+      <w:r>
+        <w:rPr>
+          <w:rFonts w:ascii="Times New Roman" w:hAnsi="Times New Roman"/>
+          <w:sz w:val="24"/>
+        </w:rPr>
+        <w:t xml:space="preserve"> </w:t>
+      </w:r>
+      <w:r>
+        <w:rPr>
+          <w:rFonts w:ascii="Times New Roman" w:hAnsi="Times New Roman"/>
+          <w:sz w:val="24"/>
+        </w:rPr>
+        <w:t>Твоя́,</w:t>
+      </w:r>
+      <w:r>
+        <w:rPr>
+          <w:rFonts w:ascii="Times New Roman" w:hAnsi="Times New Roman"/>
+          <w:sz w:val="24"/>
+        </w:rPr>
+        <w:t xml:space="preserve"> </w:t>
+      </w:r>
+      <w:r>
+        <w:rPr>
+          <w:rFonts w:ascii="Times New Roman" w:hAnsi="Times New Roman"/>
+          <w:sz w:val="24"/>
+        </w:rPr>
+        <w:t>як</w:t>
+      </w:r>
+      <w:r>
+        <w:rPr>
+          <w:rFonts w:ascii="Times New Roman" w:hAnsi="Times New Roman"/>
+          <w:sz w:val="24"/>
+        </w:rPr>
+        <w:t xml:space="preserve"> </w:t>
+      </w:r>
+      <w:r>
+        <w:rPr>
+          <w:rFonts w:ascii="Times New Roman" w:hAnsi="Times New Roman"/>
+          <w:sz w:val="24"/>
+        </w:rPr>
+        <w:t>на</w:t>
+      </w:r>
+      <w:r>
+        <w:rPr>
+          <w:rFonts w:ascii="Times New Roman" w:hAnsi="Times New Roman"/>
+          <w:sz w:val="24"/>
+        </w:rPr>
+        <w:t xml:space="preserve"> </w:t>
+      </w:r>
+      <w:r>
+        <w:rPr>
+          <w:rFonts w:ascii="Times New Roman" w:hAnsi="Times New Roman"/>
+          <w:sz w:val="24"/>
+        </w:rPr>
+        <w:t>не́бі,</w:t>
+      </w:r>
+      <w:r>
+        <w:rPr>
+          <w:rFonts w:ascii="Times New Roman" w:hAnsi="Times New Roman"/>
+          <w:sz w:val="24"/>
+        </w:rPr>
+        <w:t xml:space="preserve"> </w:t>
+      </w:r>
+      <w:r>
+        <w:rPr>
+          <w:rFonts w:ascii="Times New Roman" w:hAnsi="Times New Roman"/>
+          <w:sz w:val="24"/>
+        </w:rPr>
+        <w:t>так</w:t>
+      </w:r>
+      <w:r>
+        <w:rPr>
+          <w:rFonts w:ascii="Times New Roman" w:hAnsi="Times New Roman"/>
+          <w:sz w:val="24"/>
+        </w:rPr>
+        <w:t xml:space="preserve"> </w:t>
+      </w:r>
+      <w:r>
+        <w:rPr>
+          <w:rFonts w:ascii="Times New Roman" w:hAnsi="Times New Roman"/>
+          <w:sz w:val="24"/>
+        </w:rPr>
+        <w:t>і</w:t>
+      </w:r>
+      <w:r>
+        <w:rPr>
+          <w:rFonts w:ascii="Times New Roman" w:hAnsi="Times New Roman"/>
+          <w:sz w:val="24"/>
+        </w:rPr>
+        <w:t xml:space="preserve"> </w:t>
+      </w:r>
+      <w:r>
+        <w:rPr>
+          <w:rFonts w:ascii="Times New Roman" w:hAnsi="Times New Roman"/>
+          <w:sz w:val="24"/>
+        </w:rPr>
+        <w:t>на</w:t>
+      </w:r>
+      <w:r>
+        <w:rPr>
+          <w:rFonts w:ascii="Times New Roman" w:hAnsi="Times New Roman"/>
+          <w:sz w:val="24"/>
+        </w:rPr>
+        <w:t xml:space="preserve"> </w:t>
+      </w:r>
+      <w:r>
+        <w:rPr>
+          <w:rFonts w:ascii="Times New Roman" w:hAnsi="Times New Roman"/>
+          <w:sz w:val="24"/>
+        </w:rPr>
+        <w:t>землі́.*</w:t>
+      </w:r>
+      <w:r>
+        <w:rPr>
+          <w:rFonts w:ascii="Times New Roman" w:hAnsi="Times New Roman"/>
+          <w:sz w:val="24"/>
+        </w:rPr>
+        <w:t xml:space="preserve"> </w:t>
+      </w:r>
+      <w:r>
+        <w:rPr>
+          <w:rFonts w:ascii="Times New Roman" w:hAnsi="Times New Roman"/>
+          <w:sz w:val="24"/>
+        </w:rPr>
+        <w:t>Хліб</w:t>
+      </w:r>
+      <w:r>
+        <w:rPr>
+          <w:rFonts w:ascii="Times New Roman" w:hAnsi="Times New Roman"/>
+          <w:sz w:val="24"/>
+        </w:rPr>
+        <w:t xml:space="preserve"> </w:t>
+      </w:r>
+      <w:r>
+        <w:rPr>
+          <w:rFonts w:ascii="Times New Roman" w:hAnsi="Times New Roman"/>
+          <w:sz w:val="24"/>
+        </w:rPr>
+        <w:t>наш</w:t>
+      </w:r>
+      <w:r>
+        <w:rPr>
+          <w:rFonts w:ascii="Times New Roman" w:hAnsi="Times New Roman"/>
+          <w:sz w:val="24"/>
+        </w:rPr>
+        <w:t xml:space="preserve"> </w:t>
+      </w:r>
+      <w:r>
+        <w:rPr>
+          <w:rFonts w:ascii="Times New Roman" w:hAnsi="Times New Roman"/>
+          <w:sz w:val="24"/>
+        </w:rPr>
+        <w:t>насу́щний</w:t>
+      </w:r>
+      <w:r>
+        <w:rPr>
+          <w:rFonts w:ascii="Times New Roman" w:hAnsi="Times New Roman"/>
+          <w:sz w:val="24"/>
+        </w:rPr>
+        <w:t xml:space="preserve"> </w:t>
+      </w:r>
+      <w:r>
+        <w:rPr>
+          <w:rFonts w:ascii="Times New Roman" w:hAnsi="Times New Roman"/>
+          <w:sz w:val="24"/>
+        </w:rPr>
+        <w:t>дай</w:t>
+      </w:r>
+      <w:r>
+        <w:rPr>
+          <w:rFonts w:ascii="Times New Roman" w:hAnsi="Times New Roman"/>
+          <w:sz w:val="24"/>
+        </w:rPr>
+        <w:t xml:space="preserve"> </w:t>
+      </w:r>
+      <w:r>
+        <w:rPr>
+          <w:rFonts w:ascii="Times New Roman" w:hAnsi="Times New Roman"/>
+          <w:sz w:val="24"/>
+        </w:rPr>
+        <w:t>нам</w:t>
+      </w:r>
+      <w:r>
+        <w:rPr>
+          <w:rFonts w:ascii="Times New Roman" w:hAnsi="Times New Roman"/>
+          <w:sz w:val="24"/>
+        </w:rPr>
+        <w:t xml:space="preserve"> </w:t>
+      </w:r>
+      <w:r>
+        <w:rPr>
+          <w:rFonts w:ascii="Times New Roman" w:hAnsi="Times New Roman"/>
+          <w:sz w:val="24"/>
+        </w:rPr>
+        <w:t>сього́дні;*</w:t>
+      </w:r>
+      <w:r>
+        <w:rPr>
+          <w:rFonts w:ascii="Times New Roman" w:hAnsi="Times New Roman"/>
+          <w:sz w:val="24"/>
+        </w:rPr>
+        <w:t xml:space="preserve"> </w:t>
+      </w:r>
+      <w:r>
+        <w:rPr>
+          <w:rFonts w:ascii="Times New Roman" w:hAnsi="Times New Roman"/>
+          <w:sz w:val="24"/>
+        </w:rPr>
+        <w:t>і</w:t>
+      </w:r>
+      <w:r>
+        <w:rPr>
+          <w:rFonts w:ascii="Times New Roman" w:hAnsi="Times New Roman"/>
+          <w:sz w:val="24"/>
+        </w:rPr>
+        <w:t xml:space="preserve"> </w:t>
+      </w:r>
+      <w:r>
+        <w:rPr>
+          <w:rFonts w:ascii="Times New Roman" w:hAnsi="Times New Roman"/>
+          <w:sz w:val="24"/>
+        </w:rPr>
+        <w:t>прости́</w:t>
+      </w:r>
+      <w:r>
+        <w:rPr>
+          <w:rFonts w:ascii="Times New Roman" w:hAnsi="Times New Roman"/>
+          <w:sz w:val="24"/>
+        </w:rPr>
+        <w:t xml:space="preserve"> </w:t>
+      </w:r>
+      <w:r>
+        <w:rPr>
+          <w:rFonts w:ascii="Times New Roman" w:hAnsi="Times New Roman"/>
+          <w:sz w:val="24"/>
+        </w:rPr>
+        <w:t>нам</w:t>
+      </w:r>
+      <w:r>
+        <w:rPr>
+          <w:rFonts w:ascii="Times New Roman" w:hAnsi="Times New Roman"/>
+          <w:sz w:val="24"/>
+        </w:rPr>
+        <w:t xml:space="preserve"> </w:t>
+      </w:r>
+      <w:r>
+        <w:rPr>
+          <w:rFonts w:ascii="Times New Roman" w:hAnsi="Times New Roman"/>
+          <w:sz w:val="24"/>
+        </w:rPr>
+        <w:t>прови́ни</w:t>
+      </w:r>
+      <w:r>
+        <w:rPr>
+          <w:rFonts w:ascii="Times New Roman" w:hAnsi="Times New Roman"/>
+          <w:sz w:val="24"/>
+        </w:rPr>
+        <w:t xml:space="preserve"> </w:t>
+      </w:r>
+      <w:r>
+        <w:rPr>
+          <w:rFonts w:ascii="Times New Roman" w:hAnsi="Times New Roman"/>
+          <w:sz w:val="24"/>
+        </w:rPr>
+        <w:t>на́ші,*</w:t>
+      </w:r>
+      <w:r>
+        <w:rPr>
+          <w:rFonts w:ascii="Times New Roman" w:hAnsi="Times New Roman"/>
+          <w:sz w:val="24"/>
+        </w:rPr>
+        <w:t xml:space="preserve"> </w:t>
+      </w:r>
+      <w:r>
+        <w:rPr>
+          <w:rFonts w:ascii="Times New Roman" w:hAnsi="Times New Roman"/>
+          <w:sz w:val="24"/>
+        </w:rPr>
+        <w:t>як</w:t>
+      </w:r>
+      <w:r>
+        <w:rPr>
+          <w:rFonts w:ascii="Times New Roman" w:hAnsi="Times New Roman"/>
+          <w:sz w:val="24"/>
+        </w:rPr>
+        <w:t xml:space="preserve"> </w:t>
+      </w:r>
+      <w:r>
+        <w:rPr>
+          <w:rFonts w:ascii="Times New Roman" w:hAnsi="Times New Roman"/>
+          <w:sz w:val="24"/>
+        </w:rPr>
+        <w:t>і</w:t>
+      </w:r>
+      <w:r>
+        <w:rPr>
+          <w:rFonts w:ascii="Times New Roman" w:hAnsi="Times New Roman"/>
+          <w:sz w:val="24"/>
+        </w:rPr>
+        <w:t xml:space="preserve"> </w:t>
+      </w:r>
+      <w:r>
+        <w:rPr>
+          <w:rFonts w:ascii="Times New Roman" w:hAnsi="Times New Roman"/>
+          <w:sz w:val="24"/>
+        </w:rPr>
+        <w:t>ми</w:t>
+      </w:r>
+      <w:r>
+        <w:rPr>
+          <w:rFonts w:ascii="Times New Roman" w:hAnsi="Times New Roman"/>
+          <w:sz w:val="24"/>
+        </w:rPr>
+        <w:t xml:space="preserve"> </w:t>
+      </w:r>
+      <w:r>
+        <w:rPr>
+          <w:rFonts w:ascii="Times New Roman" w:hAnsi="Times New Roman"/>
+          <w:sz w:val="24"/>
+        </w:rPr>
+        <w:t>проща́ємо</w:t>
+      </w:r>
+      <w:r>
+        <w:rPr>
+          <w:rFonts w:ascii="Times New Roman" w:hAnsi="Times New Roman"/>
+          <w:sz w:val="24"/>
+        </w:rPr>
+        <w:t xml:space="preserve"> </w:t>
+      </w:r>
+      <w:r>
+        <w:rPr>
+          <w:rFonts w:ascii="Times New Roman" w:hAnsi="Times New Roman"/>
+          <w:sz w:val="24"/>
+        </w:rPr>
+        <w:t>винува́тцям</w:t>
+      </w:r>
+      <w:r>
+        <w:rPr>
+          <w:rFonts w:ascii="Times New Roman" w:hAnsi="Times New Roman"/>
+          <w:sz w:val="24"/>
+        </w:rPr>
+        <w:t xml:space="preserve"> </w:t>
+      </w:r>
+      <w:r>
+        <w:rPr>
+          <w:rFonts w:ascii="Times New Roman" w:hAnsi="Times New Roman"/>
+          <w:sz w:val="24"/>
+        </w:rPr>
+        <w:t>на́шим;*</w:t>
+      </w:r>
+      <w:r>
+        <w:rPr>
+          <w:rFonts w:ascii="Times New Roman" w:hAnsi="Times New Roman"/>
+          <w:sz w:val="24"/>
+        </w:rPr>
+        <w:t xml:space="preserve"> </w:t>
+      </w:r>
+      <w:r>
+        <w:rPr>
+          <w:rFonts w:ascii="Times New Roman" w:hAnsi="Times New Roman"/>
+          <w:sz w:val="24"/>
+        </w:rPr>
+        <w:t>і</w:t>
+      </w:r>
+      <w:r>
+        <w:rPr>
+          <w:rFonts w:ascii="Times New Roman" w:hAnsi="Times New Roman"/>
+          <w:sz w:val="24"/>
+        </w:rPr>
+        <w:t xml:space="preserve"> </w:t>
+      </w:r>
+      <w:r>
+        <w:rPr>
+          <w:rFonts w:ascii="Times New Roman" w:hAnsi="Times New Roman"/>
+          <w:sz w:val="24"/>
+        </w:rPr>
+        <w:t>не</w:t>
+      </w:r>
+      <w:r>
+        <w:rPr>
+          <w:rFonts w:ascii="Times New Roman" w:hAnsi="Times New Roman"/>
+          <w:sz w:val="24"/>
+        </w:rPr>
+        <w:t xml:space="preserve"> </w:t>
+      </w:r>
+      <w:r>
+        <w:rPr>
+          <w:rFonts w:ascii="Times New Roman" w:hAnsi="Times New Roman"/>
+          <w:sz w:val="24"/>
+        </w:rPr>
+        <w:t>введи́</w:t>
+      </w:r>
+      <w:r>
+        <w:rPr>
+          <w:rFonts w:ascii="Times New Roman" w:hAnsi="Times New Roman"/>
+          <w:sz w:val="24"/>
+        </w:rPr>
+        <w:t xml:space="preserve"> </w:t>
+      </w:r>
+      <w:r>
+        <w:rPr>
+          <w:rFonts w:ascii="Times New Roman" w:hAnsi="Times New Roman"/>
+          <w:sz w:val="24"/>
+        </w:rPr>
+        <w:t>нас</w:t>
+      </w:r>
+      <w:r>
+        <w:rPr>
+          <w:rFonts w:ascii="Times New Roman" w:hAnsi="Times New Roman"/>
+          <w:sz w:val="24"/>
+        </w:rPr>
+        <w:t xml:space="preserve"> </w:t>
+      </w:r>
+      <w:r>
+        <w:rPr>
+          <w:rFonts w:ascii="Times New Roman" w:hAnsi="Times New Roman"/>
+          <w:sz w:val="24"/>
+        </w:rPr>
+        <w:t>у</w:t>
+      </w:r>
+      <w:r>
+        <w:rPr>
+          <w:rFonts w:ascii="Times New Roman" w:hAnsi="Times New Roman"/>
+          <w:sz w:val="24"/>
+        </w:rPr>
+        <w:t xml:space="preserve"> </w:t>
+      </w:r>
+      <w:r>
+        <w:rPr>
+          <w:rFonts w:ascii="Times New Roman" w:hAnsi="Times New Roman"/>
+          <w:sz w:val="24"/>
+        </w:rPr>
+        <w:t>споку́су,*</w:t>
+      </w:r>
+      <w:r>
+        <w:rPr>
+          <w:rFonts w:ascii="Times New Roman" w:hAnsi="Times New Roman"/>
+          <w:sz w:val="24"/>
+        </w:rPr>
+        <w:t xml:space="preserve"> </w:t>
+      </w:r>
+      <w:r>
+        <w:rPr>
+          <w:rFonts w:ascii="Times New Roman" w:hAnsi="Times New Roman"/>
+          <w:sz w:val="24"/>
+        </w:rPr>
+        <w:t>але́</w:t>
+      </w:r>
+      <w:r>
+        <w:rPr>
+          <w:rFonts w:ascii="Times New Roman" w:hAnsi="Times New Roman"/>
+          <w:sz w:val="24"/>
+        </w:rPr>
+        <w:t xml:space="preserve"> </w:t>
+      </w:r>
+      <w:r>
+        <w:rPr>
+          <w:rFonts w:ascii="Times New Roman" w:hAnsi="Times New Roman"/>
+          <w:sz w:val="24"/>
+        </w:rPr>
+        <w:t>ви́зволи</w:t>
+      </w:r>
+      <w:r>
+        <w:rPr>
+          <w:rFonts w:ascii="Times New Roman" w:hAnsi="Times New Roman"/>
+          <w:sz w:val="24"/>
+        </w:rPr>
+        <w:t xml:space="preserve"> </w:t>
+      </w:r>
+      <w:r>
+        <w:rPr>
+          <w:rFonts w:ascii="Times New Roman" w:hAnsi="Times New Roman"/>
+          <w:sz w:val="24"/>
+        </w:rPr>
+        <w:t>нас</w:t>
+      </w:r>
+      <w:r>
+        <w:rPr>
+          <w:rFonts w:ascii="Times New Roman" w:hAnsi="Times New Roman"/>
+          <w:sz w:val="24"/>
+        </w:rPr>
+        <w:t xml:space="preserve"> </w:t>
+      </w:r>
+      <w:r>
+        <w:rPr>
+          <w:rFonts w:ascii="Times New Roman" w:hAnsi="Times New Roman"/>
+          <w:sz w:val="24"/>
+        </w:rPr>
+        <w:t>від</w:t>
+      </w:r>
+      <w:r>
+        <w:rPr>
+          <w:rFonts w:ascii="Times New Roman" w:hAnsi="Times New Roman"/>
+          <w:sz w:val="24"/>
+        </w:rPr>
+        <w:t xml:space="preserve"> </w:t>
+      </w:r>
+      <w:r>
+        <w:rPr>
+          <w:rFonts w:ascii="Times New Roman" w:hAnsi="Times New Roman"/>
+          <w:sz w:val="24"/>
+        </w:rPr>
+        <w:t>лука́вого.</w:t>
       </w:r>
     </w:p>
     <w:p>
@@ -21166,7 +22363,7 @@
           <w:szCs w:val="24"/>
           <w:rtl w:val="0"/>
         </w:rPr>
-        <w:t xml:space="preserve">Мене залічено до тих, що сходять у яму.* Я став як чоловік, що допомоги не має.</w:t>
+        <w:t>Мене залічено до тих, що сходять у яму.* Я став як людина, що допомоги не має.</w:t>
       </w:r>
     </w:p>
     <w:p>
@@ -22625,7 +23822,7 @@
           <w:szCs w:val="24"/>
           <w:rtl w:val="0"/>
         </w:rPr>
-        <w:t xml:space="preserve"> Господи, Боже наш! Ти за покаяння дарував людям відпущення, нам же, як образ пізнання і визнання гріхів, показав покаяння і прощення пророка Давида. Тож, Владико, помилуй з великої милости твоєї нас, що в чимало великих гріхів впали, і по багатстві ласк твоїх очисти беззаконня наші, бо перед тобою згрішили ми, Господи, що невідомі й таємні речі серця людського знаєш, і єдиний ти маєш владу прощати гріхи. Серце ж чисте вчини в нас і Духом владичним утверди нас, і радість спасіння твого яви нам. Не відкинь нас від лиця твого, але дозволь, як Благий і Людинолюбний, аж до останнього нашого віддиху появляти тобі жертву справедливости й приноси на святих твоїх жертовниках, милістю і ласками і людинолюбʼям єдинородного Сина твого, з яким ти є благословенний з пресвятим, добрим і животворчим твоїм Духом, нині й повсякчас, і на віки віків. Амінь.</w:t>
+        <w:t xml:space="preserve"> Господи, Боже наш! Ти за покаяння дарував людям відпущення, нам же, як образ пізнання і визнання гріхів, показав покаяння і прощення пророка Давида. Тож, Владико, помилуй з великої милости твоєї нас, що в чимало великих гріхів впали, і по багатстві ласк твоїх очисти беззаконня наші, бо перед тобою згрішили ми, Господи, що невідомі й таємні речі серця людського знаєш, і єдиний ти маєш владу прощати гріхи. Серце ж чисте вчини в нас і Духом владичним утверди нас, і радість спасіння твого яви нам. Не відкинь нас від лиця твого, але дозволь, як Благий і людинолюбний, аж до останнього нашого віддиху появляти тобі жертву справедливости й приноси на святих твоїх жертовниках, милістю і ласками і людинолюбʼям єдинородного Сина твого, з яким ти є благословенний з пресвятим, добрим і животворчим твоїм Духом, нині й повсякчас, і на віки віків. Амінь.</w:t>
       </w:r>
     </w:p>
     <w:p>
@@ -34823,7 +36020,7 @@
           <w:szCs w:val="24"/>
           <w:rtl w:val="0"/>
         </w:rPr>
-        <w:t xml:space="preserve">Ісає, ликуй!* Діва зачала в лоні й породила Сина Еммануїла, Бога й чоловіка,* а Схід – ім'я йому.* Його величаючи, Діву прославляємо.</w:t>
+        <w:t>Ісає, ликуй!* Діва зачала в лоні й породила Сина Еммануїла, Бога й людинаа,* а Схід – ім'я йому.* Його величаючи, Діву прославляємо.</w:t>
       </w:r>
     </w:p>
     <w:p>
@@ -38550,7 +39747,6 @@
       <w:r>
         <w:rPr>
           <w:rFonts w:ascii="Times New Roman" w:hAnsi="Times New Roman"/>
-          <w:color w:val="000000"/>
           <w:sz w:val="24"/>
         </w:rPr>
         <w:t>Заступи,</w:t>
@@ -38558,15 +39754,13 @@
       <w:r>
         <w:rPr>
           <w:rFonts w:ascii="Times New Roman" w:hAnsi="Times New Roman"/>
-          <w:color w:val="000000"/>
-          <w:sz w:val="24"/>
-        </w:rPr>
-        <w:t xml:space="preserve"> </w:t>
-      </w:r>
-      <w:r>
-        <w:rPr>
-          <w:rFonts w:ascii="Times New Roman" w:hAnsi="Times New Roman"/>
-          <w:color w:val="000000"/>
+          <w:sz w:val="24"/>
+        </w:rPr>
+        <w:t xml:space="preserve"> </w:t>
+      </w:r>
+      <w:r>
+        <w:rPr>
+          <w:rFonts w:ascii="Times New Roman" w:hAnsi="Times New Roman"/>
           <w:sz w:val="24"/>
         </w:rPr>
         <w:t>спаси,</w:t>
@@ -38574,15 +39768,13 @@
       <w:r>
         <w:rPr>
           <w:rFonts w:ascii="Times New Roman" w:hAnsi="Times New Roman"/>
-          <w:color w:val="000000"/>
-          <w:sz w:val="24"/>
-        </w:rPr>
-        <w:t xml:space="preserve"> </w:t>
-      </w:r>
-      <w:r>
-        <w:rPr>
-          <w:rFonts w:ascii="Times New Roman" w:hAnsi="Times New Roman"/>
-          <w:color w:val="000000"/>
+          <w:sz w:val="24"/>
+        </w:rPr>
+        <w:t xml:space="preserve"> </w:t>
+      </w:r>
+      <w:r>
+        <w:rPr>
+          <w:rFonts w:ascii="Times New Roman" w:hAnsi="Times New Roman"/>
           <w:sz w:val="24"/>
         </w:rPr>
         <w:t>помилуй</w:t>
@@ -38590,15 +39782,13 @@
       <w:r>
         <w:rPr>
           <w:rFonts w:ascii="Times New Roman" w:hAnsi="Times New Roman"/>
-          <w:color w:val="000000"/>
-          <w:sz w:val="24"/>
-        </w:rPr>
-        <w:t xml:space="preserve"> </w:t>
-      </w:r>
-      <w:r>
-        <w:rPr>
-          <w:rFonts w:ascii="Times New Roman" w:hAnsi="Times New Roman"/>
-          <w:color w:val="000000"/>
+          <w:sz w:val="24"/>
+        </w:rPr>
+        <w:t xml:space="preserve"> </w:t>
+      </w:r>
+      <w:r>
+        <w:rPr>
+          <w:rFonts w:ascii="Times New Roman" w:hAnsi="Times New Roman"/>
           <w:sz w:val="24"/>
         </w:rPr>
         <w:t>і</w:t>
@@ -38606,15 +39796,13 @@
       <w:r>
         <w:rPr>
           <w:rFonts w:ascii="Times New Roman" w:hAnsi="Times New Roman"/>
-          <w:color w:val="000000"/>
-          <w:sz w:val="24"/>
-        </w:rPr>
-        <w:t xml:space="preserve"> </w:t>
-      </w:r>
-      <w:r>
-        <w:rPr>
-          <w:rFonts w:ascii="Times New Roman" w:hAnsi="Times New Roman"/>
-          <w:color w:val="000000"/>
+          <w:sz w:val="24"/>
+        </w:rPr>
+        <w:t xml:space="preserve"> </w:t>
+      </w:r>
+      <w:r>
+        <w:rPr>
+          <w:rFonts w:ascii="Times New Roman" w:hAnsi="Times New Roman"/>
           <w:sz w:val="24"/>
         </w:rPr>
         <w:t>охорони</w:t>
@@ -38622,15 +39810,13 @@
       <w:r>
         <w:rPr>
           <w:rFonts w:ascii="Times New Roman" w:hAnsi="Times New Roman"/>
-          <w:color w:val="000000"/>
-          <w:sz w:val="24"/>
-        </w:rPr>
-        <w:t xml:space="preserve"> </w:t>
-      </w:r>
-      <w:r>
-        <w:rPr>
-          <w:rFonts w:ascii="Times New Roman" w:hAnsi="Times New Roman"/>
-          <w:color w:val="000000"/>
+          <w:sz w:val="24"/>
+        </w:rPr>
+        <w:t xml:space="preserve"> </w:t>
+      </w:r>
+      <w:r>
+        <w:rPr>
+          <w:rFonts w:ascii="Times New Roman" w:hAnsi="Times New Roman"/>
           <w:sz w:val="24"/>
         </w:rPr>
         <w:t>нас,</w:t>
@@ -38638,15 +39824,13 @@
       <w:r>
         <w:rPr>
           <w:rFonts w:ascii="Times New Roman" w:hAnsi="Times New Roman"/>
-          <w:color w:val="000000"/>
-          <w:sz w:val="24"/>
-        </w:rPr>
-        <w:t xml:space="preserve"> </w:t>
-      </w:r>
-      <w:r>
-        <w:rPr>
-          <w:rFonts w:ascii="Times New Roman" w:hAnsi="Times New Roman"/>
-          <w:color w:val="000000"/>
+          <w:sz w:val="24"/>
+        </w:rPr>
+        <w:t xml:space="preserve"> </w:t>
+      </w:r>
+      <w:r>
+        <w:rPr>
+          <w:rFonts w:ascii="Times New Roman" w:hAnsi="Times New Roman"/>
           <w:sz w:val="24"/>
         </w:rPr>
         <w:t>Боже,</w:t>
@@ -38654,15 +39838,13 @@
       <w:r>
         <w:rPr>
           <w:rFonts w:ascii="Times New Roman" w:hAnsi="Times New Roman"/>
-          <w:color w:val="000000"/>
-          <w:sz w:val="24"/>
-        </w:rPr>
-        <w:t xml:space="preserve"> </w:t>
-      </w:r>
-      <w:r>
-        <w:rPr>
-          <w:rFonts w:ascii="Times New Roman" w:hAnsi="Times New Roman"/>
-          <w:color w:val="000000"/>
+          <w:sz w:val="24"/>
+        </w:rPr>
+        <w:t xml:space="preserve"> </w:t>
+      </w:r>
+      <w:r>
+        <w:rPr>
+          <w:rFonts w:ascii="Times New Roman" w:hAnsi="Times New Roman"/>
           <w:sz w:val="24"/>
         </w:rPr>
         <w:t>Твоєю</w:t>
@@ -38670,18 +39852,16 @@
       <w:r>
         <w:rPr>
           <w:rFonts w:ascii="Times New Roman" w:hAnsi="Times New Roman"/>
-          <w:color w:val="000000"/>
-          <w:sz w:val="24"/>
-        </w:rPr>
-        <w:t xml:space="preserve"> </w:t>
-      </w:r>
-      <w:r>
-        <w:rPr>
-          <w:rFonts w:ascii="Times New Roman" w:hAnsi="Times New Roman"/>
-          <w:color w:val="000000"/>
-          <w:sz w:val="24"/>
-        </w:rPr>
-        <w:t>благодаттю.</w:t>
+          <w:sz w:val="24"/>
+        </w:rPr>
+        <w:t xml:space="preserve"> </w:t>
+      </w:r>
+      <w:r>
+        <w:rPr>
+          <w:rFonts w:ascii="Times New Roman" w:hAnsi="Times New Roman"/>
+          <w:sz w:val="24"/>
+        </w:rPr>
+        <w:t>благодаттю</w:t>
       </w:r>
     </w:p>
     <w:p>

--- a/flow/20230914_vu_template/drafts/2024-10-u/26-СБ-Димитрія.docx
+++ b/flow/20230914_vu_template/drafts/2024-10-u/26-СБ-Димитрія.docx
@@ -36020,7 +36020,7 @@
           <w:szCs w:val="24"/>
           <w:rtl w:val="0"/>
         </w:rPr>
-        <w:t>Ісає, ликуй!* Діва зачала в лоні й породила Сина Еммануїла, Бога й людинаа,* а Схід – ім'я йому.* Його величаючи, Діву прославляємо.</w:t>
+        <w:t>Ісає, ликуй!* Діва зачала в лоні й породила Сина Еммануїла, Бога й чоловіка,* а Схід – ім'я йому.* Його величаючи, Діву прославляємо.</w:t>
       </w:r>
     </w:p>
     <w:p>
